--- a/lab-3/lab-3-otchet.docx
+++ b/lab-3/lab-3-otchet.docx
@@ -487,7 +487,7 @@
         <w:br/>
         <w:t xml:space="preserve">            "use_cases": "Транспортные сети с центральными узлами, иерархия филиалов, магистральные коммуникации.",</w:t>
         <w:br/>
-        <w:t xml:space="preserve">            "param_effect": "Очень малый a и b&lt;1 дают слабое затухание по расстоянию.",</w:t>
+        <w:t xml:space="preserve">            "param_effect": "Очень малый a и b&lt;1 дают слабое затухание по расстоянию; искусственных ограничений степени нет (max_degree_cap=None).",</w:t>
         <w:br/>
         <w:t xml:space="preserve">        },</w:t>
         <w:br/>
@@ -511,7 +511,7 @@
         <w:br/>
         <w:t xml:space="preserve">            "use_cases": "Сенсорные сети, IoT на ограниченной территории, локальные mesh-сети.",</w:t>
         <w:br/>
-        <w:t xml:space="preserve">            "param_effect": "Большие a и b резко подавляют дальние рёбра.",</w:t>
+        <w:t xml:space="preserve">            "param_effect": "Большие a и b резко подавляют дальние рёбра; дополнительно введено искусственное ограничение степени вершины max_degree_cap=4.",</w:t>
         <w:br/>
         <w:t xml:space="preserve">        },</w:t>
         <w:br/>
@@ -535,7 +535,7 @@
         <w:br/>
         <w:t xml:space="preserve">            "use_cases": "Региональные сети, смешанная топология.",</w:t>
         <w:br/>
-        <w:t xml:space="preserve">            "param_effect": "Средние a и b дают баланс между локальностью и дальними связями.",</w:t>
+        <w:t xml:space="preserve">            "param_effect": "Средние a и b дают баланс между локальностью и дальними связями; искусственное ограничение степени max_degree_cap=6 не даёт узлам стать сверх-хабами.",</w:t>
         <w:br/>
         <w:t xml:space="preserve">        },</w:t>
         <w:br/>
@@ -557,7 +557,7 @@
         <w:br/>
         <w:t xml:space="preserve">            "use_cases": "Модели с степенным затуханием по расстоянию.",</w:t>
         <w:br/>
-        <w:t xml:space="preserve">            "param_effect": "В формуле 1/d^b варьируется только b.",</w:t>
+        <w:t xml:space="preserve">            "param_effect": "В формуле 1/d^b варьируется только b; дополнительно введено искусственное ограничение степени max_degree_cap=4.",</w:t>
         <w:br/>
         <w:t xml:space="preserve">        },</w:t>
         <w:br/>
